--- a/documentations/cahier_des_charges.docx
+++ b/documentations/cahier_des_charges.docx
@@ -3012,7 +3012,7 @@
         <w:tc>
           <w:tcPr>
             <w:tcW w:w="1045" w:type="dxa"/>
-            <w:shd w:val="clear" w:color="auto" w:fill="auto"/>
+            <w:shd w:val="clear" w:color="auto" w:fill="E36C0A" w:themeFill="accent6" w:themeFillShade="BF"/>
           </w:tcPr>
           <w:p/>
         </w:tc>
@@ -3180,29 +3180,29 @@
         <w:tc>
           <w:tcPr>
             <w:tcW w:w="1928" w:type="dxa"/>
-            <w:shd w:val="clear" w:color="auto" w:fill="F79646" w:themeFill="accent6"/>
-          </w:tcPr>
-          <w:p>
-            <w:r>
-              <w:t>U4</w:t>
+            <w:shd w:val="clear" w:color="auto" w:fill="9BBB59" w:themeFill="accent3"/>
+          </w:tcPr>
+          <w:p>
+            <w:r>
+              <w:t>UC4</w:t>
             </w:r>
           </w:p>
         </w:tc>
         <w:tc>
           <w:tcPr>
             <w:tcW w:w="905" w:type="dxa"/>
-            <w:shd w:val="clear" w:color="auto" w:fill="F79646" w:themeFill="accent6"/>
-          </w:tcPr>
-          <w:p>
-            <w:r>
-              <w:t>2</w:t>
+            <w:shd w:val="clear" w:color="auto" w:fill="9BBB59" w:themeFill="accent3"/>
+          </w:tcPr>
+          <w:p>
+            <w:r>
+              <w:t>1</w:t>
             </w:r>
           </w:p>
         </w:tc>
         <w:tc>
           <w:tcPr>
             <w:tcW w:w="3251" w:type="dxa"/>
-            <w:shd w:val="clear" w:color="auto" w:fill="F79646" w:themeFill="accent6"/>
+            <w:shd w:val="clear" w:color="auto" w:fill="9BBB59" w:themeFill="accent3"/>
           </w:tcPr>
           <w:p>
             <w:pPr>
@@ -3214,20 +3214,26 @@
               <w:rPr>
                 <w:lang w:val="fr-FR"/>
               </w:rPr>
-              <w:t xml:space="preserve">En tant qu'user j’ai accès à l’historique de mes </w:t>
+              <w:t xml:space="preserve">En tant qu'user et coach je peux signaler une </w:t>
             </w:r>
             <w:r>
               <w:rPr>
                 <w:lang w:val="fr-FR"/>
               </w:rPr>
-              <w:t>séances</w:t>
+              <w:t>séance</w:t>
+            </w:r>
+            <w:r>
+              <w:rPr>
+                <w:lang w:val="fr-FR"/>
+              </w:rPr>
+              <w:t xml:space="preserve"> =&gt; notif admin</w:t>
             </w:r>
           </w:p>
         </w:tc>
         <w:tc>
           <w:tcPr>
             <w:tcW w:w="3215" w:type="dxa"/>
-            <w:shd w:val="clear" w:color="auto" w:fill="F79646" w:themeFill="accent6"/>
+            <w:shd w:val="clear" w:color="auto" w:fill="9BBB59" w:themeFill="accent3"/>
           </w:tcPr>
           <w:p>
             <w:pPr>
@@ -3240,6 +3246,9 @@
         <w:tc>
           <w:tcPr>
             <w:tcW w:w="1045" w:type="dxa"/>
+            <w:tcBorders>
+              <w:bottom w:val="single" w:sz="4" w:space="0" w:color="000000" w:themeColor="text1"/>
+            </w:tcBorders>
             <w:shd w:val="clear" w:color="auto" w:fill="auto"/>
           </w:tcPr>
           <w:p>
@@ -3258,29 +3267,29 @@
         <w:tc>
           <w:tcPr>
             <w:tcW w:w="1928" w:type="dxa"/>
-            <w:shd w:val="clear" w:color="auto" w:fill="F79646" w:themeFill="accent6"/>
-          </w:tcPr>
-          <w:p>
-            <w:r>
-              <w:t>U5</w:t>
+            <w:shd w:val="clear" w:color="auto" w:fill="9BBB59" w:themeFill="accent3"/>
+          </w:tcPr>
+          <w:p>
+            <w:r>
+              <w:t>C1</w:t>
             </w:r>
           </w:p>
         </w:tc>
         <w:tc>
           <w:tcPr>
             <w:tcW w:w="905" w:type="dxa"/>
-            <w:shd w:val="clear" w:color="auto" w:fill="F79646" w:themeFill="accent6"/>
-          </w:tcPr>
-          <w:p>
-            <w:r>
-              <w:t>3</w:t>
+            <w:shd w:val="clear" w:color="auto" w:fill="9BBB59" w:themeFill="accent3"/>
+          </w:tcPr>
+          <w:p>
+            <w:r>
+              <w:t>1</w:t>
             </w:r>
           </w:p>
         </w:tc>
         <w:tc>
           <w:tcPr>
             <w:tcW w:w="3251" w:type="dxa"/>
-            <w:shd w:val="clear" w:color="auto" w:fill="F79646" w:themeFill="accent6"/>
+            <w:shd w:val="clear" w:color="auto" w:fill="9BBB59" w:themeFill="accent3"/>
           </w:tcPr>
           <w:p>
             <w:pPr>
@@ -3292,20 +3301,32 @@
               <w:rPr>
                 <w:lang w:val="fr-FR"/>
               </w:rPr>
-              <w:t xml:space="preserve">En tant qu'user je peux partager des </w:t>
+              <w:t xml:space="preserve">En tant que coach je peux </w:t>
             </w:r>
             <w:r>
               <w:rPr>
                 <w:lang w:val="fr-FR"/>
               </w:rPr>
-              <w:t>séances</w:t>
+              <w:t>programmer</w:t>
+            </w:r>
+            <w:r>
+              <w:rPr>
+                <w:lang w:val="fr-FR"/>
+              </w:rPr>
+              <w:t xml:space="preserve"> une </w:t>
+            </w:r>
+            <w:r>
+              <w:rPr>
+                <w:lang w:val="fr-FR"/>
+              </w:rPr>
+              <w:t>séance</w:t>
             </w:r>
           </w:p>
         </w:tc>
         <w:tc>
           <w:tcPr>
             <w:tcW w:w="3215" w:type="dxa"/>
-            <w:shd w:val="clear" w:color="auto" w:fill="F79646" w:themeFill="accent6"/>
+            <w:shd w:val="clear" w:color="auto" w:fill="9BBB59" w:themeFill="accent3"/>
           </w:tcPr>
           <w:p>
             <w:pPr>
@@ -3313,17 +3334,23 @@
                 <w:lang w:val="fr-FR"/>
               </w:rPr>
             </w:pPr>
+            <w:r>
+              <w:t>SOFIANE</w:t>
+            </w:r>
           </w:p>
         </w:tc>
         <w:tc>
           <w:tcPr>
             <w:tcW w:w="1045" w:type="dxa"/>
-            <w:shd w:val="clear" w:color="auto" w:fill="auto"/>
-          </w:tcPr>
-          <w:p>
-            <w:pPr>
-              <w:rPr>
-                <w:lang w:val="fr-FR"/>
+            <w:tcBorders>
+              <w:bottom w:val="single" w:sz="4" w:space="0" w:color="auto"/>
+            </w:tcBorders>
+            <w:shd w:val="clear" w:color="auto" w:fill="00B050"/>
+          </w:tcPr>
+          <w:p>
+            <w:pPr>
+              <w:rPr>
+                <w:highlight w:val="darkGreen"/>
               </w:rPr>
             </w:pPr>
           </w:p>
@@ -3336,29 +3363,29 @@
         <w:tc>
           <w:tcPr>
             <w:tcW w:w="1928" w:type="dxa"/>
-            <w:shd w:val="clear" w:color="auto" w:fill="F79646" w:themeFill="accent6"/>
-          </w:tcPr>
-          <w:p>
-            <w:r>
-              <w:t>U6</w:t>
+            <w:shd w:val="clear" w:color="auto" w:fill="9BBB59" w:themeFill="accent3"/>
+          </w:tcPr>
+          <w:p>
+            <w:r>
+              <w:t>C2</w:t>
             </w:r>
           </w:p>
         </w:tc>
         <w:tc>
           <w:tcPr>
             <w:tcW w:w="905" w:type="dxa"/>
-            <w:shd w:val="clear" w:color="auto" w:fill="F79646" w:themeFill="accent6"/>
-          </w:tcPr>
-          <w:p>
-            <w:r>
-              <w:t>3</w:t>
+            <w:shd w:val="clear" w:color="auto" w:fill="9BBB59" w:themeFill="accent3"/>
+          </w:tcPr>
+          <w:p>
+            <w:r>
+              <w:t>2</w:t>
             </w:r>
           </w:p>
         </w:tc>
         <w:tc>
           <w:tcPr>
             <w:tcW w:w="3251" w:type="dxa"/>
-            <w:shd w:val="clear" w:color="auto" w:fill="F79646" w:themeFill="accent6"/>
+            <w:shd w:val="clear" w:color="auto" w:fill="9BBB59" w:themeFill="accent3"/>
           </w:tcPr>
           <w:p>
             <w:pPr>
@@ -3370,14 +3397,26 @@
               <w:rPr>
                 <w:lang w:val="fr-FR"/>
               </w:rPr>
-              <w:t>En tant qu'user je peux chatter avec mon coach et inversement</w:t>
+              <w:t xml:space="preserve">En tant que coach je peux modifier </w:t>
+            </w:r>
+            <w:r>
+              <w:rPr>
+                <w:lang w:val="fr-FR"/>
+              </w:rPr>
+              <w:t xml:space="preserve">mes annonces de séances </w:t>
+            </w:r>
+            <w:r>
+              <w:rPr>
+                <w:lang w:val="fr-FR"/>
+              </w:rPr>
+              <w:t>(titre/description/...)</w:t>
             </w:r>
           </w:p>
         </w:tc>
         <w:tc>
           <w:tcPr>
             <w:tcW w:w="3215" w:type="dxa"/>
-            <w:shd w:val="clear" w:color="auto" w:fill="F79646" w:themeFill="accent6"/>
+            <w:shd w:val="clear" w:color="auto" w:fill="9BBB59" w:themeFill="accent3"/>
           </w:tcPr>
           <w:p>
             <w:pPr>
@@ -3385,20 +3424,20 @@
                 <w:lang w:val="fr-FR"/>
               </w:rPr>
             </w:pPr>
+            <w:r>
+              <w:t>SOFIANE</w:t>
+            </w:r>
           </w:p>
         </w:tc>
         <w:tc>
           <w:tcPr>
             <w:tcW w:w="1045" w:type="dxa"/>
-            <w:shd w:val="clear" w:color="auto" w:fill="auto"/>
-          </w:tcPr>
-          <w:p>
-            <w:pPr>
-              <w:rPr>
-                <w:lang w:val="fr-FR"/>
-              </w:rPr>
-            </w:pPr>
-          </w:p>
+            <w:tcBorders>
+              <w:top w:val="single" w:sz="4" w:space="0" w:color="auto"/>
+            </w:tcBorders>
+            <w:shd w:val="clear" w:color="auto" w:fill="E36C0A" w:themeFill="accent6" w:themeFillShade="BF"/>
+          </w:tcPr>
+          <w:p/>
         </w:tc>
       </w:tr>
       <w:tr>
@@ -3412,7 +3451,7 @@
           </w:tcPr>
           <w:p>
             <w:r>
-              <w:t>UC4</w:t>
+              <w:t>C3</w:t>
             </w:r>
           </w:p>
         </w:tc>
@@ -3423,7 +3462,7 @@
           </w:tcPr>
           <w:p>
             <w:r>
-              <w:t>1</w:t>
+              <w:t>2</w:t>
             </w:r>
           </w:p>
         </w:tc>
@@ -3442,19 +3481,13 @@
               <w:rPr>
                 <w:lang w:val="fr-FR"/>
               </w:rPr>
-              <w:t xml:space="preserve">En tant qu'user et coach je peux signaler une </w:t>
+              <w:t xml:space="preserve">En tant que coach je peux voir les stats des </w:t>
             </w:r>
             <w:r>
               <w:rPr>
                 <w:lang w:val="fr-FR"/>
               </w:rPr>
-              <w:t>séance</w:t>
-            </w:r>
-            <w:r>
-              <w:rPr>
-                <w:lang w:val="fr-FR"/>
-              </w:rPr>
-              <w:t xml:space="preserve"> =&gt; notif admin</w:t>
+              <w:t>séances passées</w:t>
             </w:r>
           </w:p>
         </w:tc>
@@ -3469,23 +3502,17 @@
                 <w:lang w:val="fr-FR"/>
               </w:rPr>
             </w:pPr>
+            <w:r>
+              <w:t>SOFIANE</w:t>
+            </w:r>
           </w:p>
         </w:tc>
         <w:tc>
           <w:tcPr>
             <w:tcW w:w="1045" w:type="dxa"/>
-            <w:tcBorders>
-              <w:bottom w:val="single" w:sz="4" w:space="0" w:color="000000" w:themeColor="text1"/>
-            </w:tcBorders>
             <w:shd w:val="clear" w:color="auto" w:fill="auto"/>
           </w:tcPr>
-          <w:p>
-            <w:pPr>
-              <w:rPr>
-                <w:lang w:val="fr-FR"/>
-              </w:rPr>
-            </w:pPr>
-          </w:p>
+          <w:p/>
         </w:tc>
       </w:tr>
       <w:tr>
@@ -3499,7 +3526,7 @@
           </w:tcPr>
           <w:p>
             <w:r>
-              <w:t>C1</w:t>
+              <w:t>A1</w:t>
             </w:r>
           </w:p>
         </w:tc>
@@ -3529,25 +3556,7 @@
               <w:rPr>
                 <w:lang w:val="fr-FR"/>
               </w:rPr>
-              <w:t xml:space="preserve">En tant que coach je peux </w:t>
-            </w:r>
-            <w:r>
-              <w:rPr>
-                <w:lang w:val="fr-FR"/>
-              </w:rPr>
-              <w:t>programmer</w:t>
-            </w:r>
-            <w:r>
-              <w:rPr>
-                <w:lang w:val="fr-FR"/>
-              </w:rPr>
-              <w:t xml:space="preserve"> une </w:t>
-            </w:r>
-            <w:r>
-              <w:rPr>
-                <w:lang w:val="fr-FR"/>
-              </w:rPr>
-              <w:t>séance</w:t>
+              <w:t>En tant qu’admin je peux gérer chaque compte</w:t>
             </w:r>
           </w:p>
         </w:tc>
@@ -3563,25 +3572,16 @@
               </w:rPr>
             </w:pPr>
             <w:r>
-              <w:t>SOFIANE</w:t>
+              <w:t>DORIAN</w:t>
             </w:r>
           </w:p>
         </w:tc>
         <w:tc>
           <w:tcPr>
             <w:tcW w:w="1045" w:type="dxa"/>
-            <w:tcBorders>
-              <w:bottom w:val="single" w:sz="4" w:space="0" w:color="auto"/>
-            </w:tcBorders>
-            <w:shd w:val="clear" w:color="auto" w:fill="00B050"/>
-          </w:tcPr>
-          <w:p>
-            <w:pPr>
-              <w:rPr>
-                <w:highlight w:val="darkGreen"/>
-              </w:rPr>
-            </w:pPr>
-          </w:p>
+            <w:shd w:val="clear" w:color="auto" w:fill="E36C0A" w:themeFill="accent6" w:themeFillShade="BF"/>
+          </w:tcPr>
+          <w:p/>
         </w:tc>
       </w:tr>
       <w:tr>
@@ -3595,9 +3595,10 @@
           </w:tcPr>
           <w:p>
             <w:r>
-              <w:t>C2</w:t>
-            </w:r>
-          </w:p>
+              <w:t>A2</w:t>
+            </w:r>
+          </w:p>
+          <w:p/>
         </w:tc>
         <w:tc>
           <w:tcPr>
@@ -3606,7 +3607,7 @@
           </w:tcPr>
           <w:p>
             <w:r>
-              <w:t>2</w:t>
+              <w:t>1</w:t>
             </w:r>
           </w:p>
         </w:tc>
@@ -3625,19 +3626,19 @@
               <w:rPr>
                 <w:lang w:val="fr-FR"/>
               </w:rPr>
-              <w:t xml:space="preserve">En tant que coach je peux modifier </w:t>
+              <w:t xml:space="preserve">En tant qu’admin je peux gérer les </w:t>
             </w:r>
             <w:r>
               <w:rPr>
                 <w:lang w:val="fr-FR"/>
               </w:rPr>
-              <w:t xml:space="preserve">mes annonces de séances </w:t>
+              <w:t>séances</w:t>
             </w:r>
             <w:r>
               <w:rPr>
                 <w:lang w:val="fr-FR"/>
               </w:rPr>
-              <w:t>(titre/description/...)</w:t>
+              <w:t xml:space="preserve"> et les commentaires</w:t>
             </w:r>
           </w:p>
         </w:tc>
@@ -3653,17 +3654,14 @@
               </w:rPr>
             </w:pPr>
             <w:r>
-              <w:t>SOFIANE</w:t>
+              <w:t>DORIAN</w:t>
             </w:r>
           </w:p>
         </w:tc>
         <w:tc>
           <w:tcPr>
             <w:tcW w:w="1045" w:type="dxa"/>
-            <w:tcBorders>
-              <w:top w:val="single" w:sz="4" w:space="0" w:color="auto"/>
-            </w:tcBorders>
-            <w:shd w:val="clear" w:color="auto" w:fill="FFFFFF" w:themeFill="background1"/>
+            <w:shd w:val="clear" w:color="auto" w:fill="auto"/>
           </w:tcPr>
           <w:p/>
         </w:tc>
@@ -3679,7 +3677,7 @@
           </w:tcPr>
           <w:p>
             <w:r>
-              <w:t>C3</w:t>
+              <w:t>AUC1</w:t>
             </w:r>
           </w:p>
         </w:tc>
@@ -3690,7 +3688,7 @@
           </w:tcPr>
           <w:p>
             <w:r>
-              <w:t>2</w:t>
+              <w:t>1</w:t>
             </w:r>
           </w:p>
         </w:tc>
@@ -3709,13 +3707,7 @@
               <w:rPr>
                 <w:lang w:val="fr-FR"/>
               </w:rPr>
-              <w:t xml:space="preserve">En tant que coach je peux voir les stats des </w:t>
-            </w:r>
-            <w:r>
-              <w:rPr>
-                <w:lang w:val="fr-FR"/>
-              </w:rPr>
-              <w:t>séances passées</w:t>
+              <w:t>Front</w:t>
             </w:r>
           </w:p>
         </w:tc>
@@ -3725,307 +3717,15 @@
             <w:shd w:val="clear" w:color="auto" w:fill="9BBB59" w:themeFill="accent3"/>
           </w:tcPr>
           <w:p>
-            <w:pPr>
-              <w:rPr>
-                <w:lang w:val="fr-FR"/>
-              </w:rPr>
-            </w:pPr>
-            <w:r>
-              <w:t>SOFIANE</w:t>
+            <w:r>
+              <w:t>FLAVIEN</w:t>
             </w:r>
           </w:p>
         </w:tc>
         <w:tc>
           <w:tcPr>
             <w:tcW w:w="1045" w:type="dxa"/>
-            <w:shd w:val="clear" w:color="auto" w:fill="auto"/>
-          </w:tcPr>
-          <w:p/>
-        </w:tc>
-      </w:tr>
-      <w:tr>
-        <w:trPr>
-          <w:trHeight w:val="600"/>
-        </w:trPr>
-        <w:tc>
-          <w:tcPr>
-            <w:tcW w:w="1928" w:type="dxa"/>
-            <w:shd w:val="clear" w:color="auto" w:fill="F79646" w:themeFill="accent6"/>
-          </w:tcPr>
-          <w:p>
-            <w:r>
-              <w:t>C4</w:t>
-            </w:r>
-          </w:p>
-        </w:tc>
-        <w:tc>
-          <w:tcPr>
-            <w:tcW w:w="905" w:type="dxa"/>
-            <w:shd w:val="clear" w:color="auto" w:fill="F79646" w:themeFill="accent6"/>
-          </w:tcPr>
-          <w:p>
-            <w:r>
-              <w:t>3</w:t>
-            </w:r>
-          </w:p>
-        </w:tc>
-        <w:tc>
-          <w:tcPr>
-            <w:tcW w:w="3251" w:type="dxa"/>
-            <w:shd w:val="clear" w:color="auto" w:fill="F79646" w:themeFill="accent6"/>
-          </w:tcPr>
-          <w:p>
-            <w:pPr>
-              <w:rPr>
-                <w:lang w:val="fr-FR"/>
-              </w:rPr>
-            </w:pPr>
-            <w:r>
-              <w:rPr>
-                <w:lang w:val="fr-FR"/>
-              </w:rPr>
-              <w:t>En tant que coach je peux faire des story</w:t>
-            </w:r>
-          </w:p>
-        </w:tc>
-        <w:tc>
-          <w:tcPr>
-            <w:tcW w:w="3215" w:type="dxa"/>
-            <w:shd w:val="clear" w:color="auto" w:fill="F79646" w:themeFill="accent6"/>
-          </w:tcPr>
-          <w:p>
-            <w:pPr>
-              <w:rPr>
-                <w:lang w:val="fr-FR"/>
-              </w:rPr>
-            </w:pPr>
-          </w:p>
-        </w:tc>
-        <w:tc>
-          <w:tcPr>
-            <w:tcW w:w="1045" w:type="dxa"/>
-            <w:shd w:val="clear" w:color="auto" w:fill="auto"/>
-          </w:tcPr>
-          <w:p>
-            <w:pPr>
-              <w:rPr>
-                <w:lang w:val="fr-FR"/>
-              </w:rPr>
-            </w:pPr>
-          </w:p>
-        </w:tc>
-      </w:tr>
-      <w:tr>
-        <w:trPr>
-          <w:trHeight w:val="600"/>
-        </w:trPr>
-        <w:tc>
-          <w:tcPr>
-            <w:tcW w:w="1928" w:type="dxa"/>
-            <w:shd w:val="clear" w:color="auto" w:fill="9BBB59" w:themeFill="accent3"/>
-          </w:tcPr>
-          <w:p>
-            <w:r>
-              <w:t>A1</w:t>
-            </w:r>
-          </w:p>
-        </w:tc>
-        <w:tc>
-          <w:tcPr>
-            <w:tcW w:w="905" w:type="dxa"/>
-            <w:shd w:val="clear" w:color="auto" w:fill="9BBB59" w:themeFill="accent3"/>
-          </w:tcPr>
-          <w:p>
-            <w:r>
-              <w:t>1</w:t>
-            </w:r>
-          </w:p>
-        </w:tc>
-        <w:tc>
-          <w:tcPr>
-            <w:tcW w:w="3251" w:type="dxa"/>
-            <w:shd w:val="clear" w:color="auto" w:fill="9BBB59" w:themeFill="accent3"/>
-          </w:tcPr>
-          <w:p>
-            <w:pPr>
-              <w:rPr>
-                <w:lang w:val="fr-FR"/>
-              </w:rPr>
-            </w:pPr>
-            <w:r>
-              <w:rPr>
-                <w:lang w:val="fr-FR"/>
-              </w:rPr>
-              <w:t>En tant qu’admin je peux gérer chaque compte</w:t>
-            </w:r>
-          </w:p>
-        </w:tc>
-        <w:tc>
-          <w:tcPr>
-            <w:tcW w:w="3215" w:type="dxa"/>
-            <w:shd w:val="clear" w:color="auto" w:fill="9BBB59" w:themeFill="accent3"/>
-          </w:tcPr>
-          <w:p>
-            <w:pPr>
-              <w:rPr>
-                <w:lang w:val="fr-FR"/>
-              </w:rPr>
-            </w:pPr>
-            <w:r>
-              <w:t>DORIAN</w:t>
-            </w:r>
-          </w:p>
-        </w:tc>
-        <w:tc>
-          <w:tcPr>
-            <w:tcW w:w="1045" w:type="dxa"/>
-            <w:shd w:val="clear" w:color="auto" w:fill="auto"/>
-          </w:tcPr>
-          <w:p/>
-        </w:tc>
-      </w:tr>
-      <w:tr>
-        <w:trPr>
-          <w:trHeight w:val="600"/>
-        </w:trPr>
-        <w:tc>
-          <w:tcPr>
-            <w:tcW w:w="1928" w:type="dxa"/>
-            <w:shd w:val="clear" w:color="auto" w:fill="9BBB59" w:themeFill="accent3"/>
-          </w:tcPr>
-          <w:p>
-            <w:r>
-              <w:t>A2</w:t>
-            </w:r>
-          </w:p>
-          <w:p/>
-        </w:tc>
-        <w:tc>
-          <w:tcPr>
-            <w:tcW w:w="905" w:type="dxa"/>
-            <w:shd w:val="clear" w:color="auto" w:fill="9BBB59" w:themeFill="accent3"/>
-          </w:tcPr>
-          <w:p>
-            <w:r>
-              <w:t>1</w:t>
-            </w:r>
-          </w:p>
-        </w:tc>
-        <w:tc>
-          <w:tcPr>
-            <w:tcW w:w="3251" w:type="dxa"/>
-            <w:shd w:val="clear" w:color="auto" w:fill="9BBB59" w:themeFill="accent3"/>
-          </w:tcPr>
-          <w:p>
-            <w:pPr>
-              <w:rPr>
-                <w:lang w:val="fr-FR"/>
-              </w:rPr>
-            </w:pPr>
-            <w:r>
-              <w:rPr>
-                <w:lang w:val="fr-FR"/>
-              </w:rPr>
-              <w:t xml:space="preserve">En tant qu’admin je peux gérer les </w:t>
-            </w:r>
-            <w:r>
-              <w:rPr>
-                <w:lang w:val="fr-FR"/>
-              </w:rPr>
-              <w:t>séances</w:t>
-            </w:r>
-            <w:r>
-              <w:rPr>
-                <w:lang w:val="fr-FR"/>
-              </w:rPr>
-              <w:t xml:space="preserve"> et les commentaires</w:t>
-            </w:r>
-          </w:p>
-        </w:tc>
-        <w:tc>
-          <w:tcPr>
-            <w:tcW w:w="3215" w:type="dxa"/>
-            <w:shd w:val="clear" w:color="auto" w:fill="9BBB59" w:themeFill="accent3"/>
-          </w:tcPr>
-          <w:p>
-            <w:pPr>
-              <w:rPr>
-                <w:lang w:val="fr-FR"/>
-              </w:rPr>
-            </w:pPr>
-            <w:r>
-              <w:t>DORIAN</w:t>
-            </w:r>
-          </w:p>
-        </w:tc>
-        <w:tc>
-          <w:tcPr>
-            <w:tcW w:w="1045" w:type="dxa"/>
-            <w:shd w:val="clear" w:color="auto" w:fill="auto"/>
-          </w:tcPr>
-          <w:p/>
-        </w:tc>
-      </w:tr>
-      <w:tr>
-        <w:trPr>
-          <w:trHeight w:val="600"/>
-        </w:trPr>
-        <w:tc>
-          <w:tcPr>
-            <w:tcW w:w="1928" w:type="dxa"/>
-            <w:shd w:val="clear" w:color="auto" w:fill="9BBB59" w:themeFill="accent3"/>
-          </w:tcPr>
-          <w:p>
-            <w:r>
-              <w:t>AUC1</w:t>
-            </w:r>
-          </w:p>
-        </w:tc>
-        <w:tc>
-          <w:tcPr>
-            <w:tcW w:w="905" w:type="dxa"/>
-            <w:shd w:val="clear" w:color="auto" w:fill="9BBB59" w:themeFill="accent3"/>
-          </w:tcPr>
-          <w:p>
-            <w:r>
-              <w:t>1</w:t>
-            </w:r>
-          </w:p>
-        </w:tc>
-        <w:tc>
-          <w:tcPr>
-            <w:tcW w:w="3251" w:type="dxa"/>
-            <w:shd w:val="clear" w:color="auto" w:fill="9BBB59" w:themeFill="accent3"/>
-          </w:tcPr>
-          <w:p>
-            <w:pPr>
-              <w:rPr>
-                <w:lang w:val="fr-FR"/>
-              </w:rPr>
-            </w:pPr>
-            <w:r>
-              <w:rPr>
-                <w:lang w:val="fr-FR"/>
-              </w:rPr>
-              <w:t>Front</w:t>
-            </w:r>
-          </w:p>
-        </w:tc>
-        <w:tc>
-          <w:tcPr>
-            <w:tcW w:w="3215" w:type="dxa"/>
-            <w:shd w:val="clear" w:color="auto" w:fill="9BBB59" w:themeFill="accent3"/>
-          </w:tcPr>
-          <w:p>
-            <w:r>
-              <w:t>FLAVIEN</w:t>
-            </w:r>
-          </w:p>
-        </w:tc>
-        <w:tc>
-          <w:tcPr>
-            <w:tcW w:w="1045" w:type="dxa"/>
-            <w:shd w:val="clear" w:color="auto" w:fill="auto"/>
+            <w:shd w:val="clear" w:color="auto" w:fill="00B050"/>
           </w:tcPr>
           <w:p/>
         </w:tc>
@@ -4312,7 +4012,6 @@
           <w:color w:val="000000" w:themeColor="text1"/>
           <w:lang w:val="fr-FR"/>
         </w:rPr>
-        <w:lastRenderedPageBreak/>
         <w:t>Le site doit rester facile et rapide d’accès</w:t>
       </w:r>
     </w:p>
@@ -4744,7 +4443,6 @@
                 <w:b/>
                 <w:color w:val="FFFFFF"/>
               </w:rPr>
-              <w:lastRenderedPageBreak/>
               <w:t>Coût</w:t>
             </w:r>
           </w:p>
@@ -5038,6 +4736,7 @@
               <w:spacing w:line="240" w:lineRule="auto"/>
             </w:pPr>
             <w:r>
+              <w:lastRenderedPageBreak/>
               <w:t>100€/jour</w:t>
             </w:r>
           </w:p>
@@ -5086,6 +4785,7 @@
               <w:rPr>
                 <w:lang w:val="fr-FR"/>
               </w:rPr>
+              <w:lastRenderedPageBreak/>
               <w:t xml:space="preserve">Développeur </w:t>
             </w:r>
             <w:proofErr w:type="spellStart"/>
